--- a/supplementary/README.docx
+++ b/supplementary/README.docx
@@ -395,7 +395,21 @@
           <w:sz w:val="24"/>
           <w:szCs w:val="24"/>
         </w:rPr>
-        <w:t>supplemental_table_1.csv</w:t>
+        <w:t>supplemental_</w:t>
+      </w:r>
+      <w:r>
+        <w:rPr>
+          <w:sz w:val="24"/>
+          <w:szCs w:val="24"/>
+        </w:rPr>
+        <w:t>data_file</w:t>
+      </w:r>
+      <w:r>
+        <w:rPr>
+          <w:sz w:val="24"/>
+          <w:szCs w:val="24"/>
+        </w:rPr>
+        <w:t>_1.csv</w:t>
       </w:r>
     </w:p>
     <w:p>
@@ -487,7 +501,21 @@
           <w:sz w:val="24"/>
           <w:szCs w:val="24"/>
         </w:rPr>
-        <w:t>supplemental_table_2.csv</w:t>
+        <w:t>supplemental_</w:t>
+      </w:r>
+      <w:r>
+        <w:rPr>
+          <w:sz w:val="24"/>
+          <w:szCs w:val="24"/>
+        </w:rPr>
+        <w:t>data_file</w:t>
+      </w:r>
+      <w:r>
+        <w:rPr>
+          <w:sz w:val="24"/>
+          <w:szCs w:val="24"/>
+        </w:rPr>
+        <w:t>_2.csv</w:t>
       </w:r>
     </w:p>
     <w:p>
@@ -690,7 +718,21 @@
           <w:sz w:val="24"/>
           <w:szCs w:val="24"/>
         </w:rPr>
-        <w:t>supplemental_table_3.csv</w:t>
+        <w:t>supplemental_</w:t>
+      </w:r>
+      <w:r>
+        <w:rPr>
+          <w:sz w:val="24"/>
+          <w:szCs w:val="24"/>
+        </w:rPr>
+        <w:t>data_file</w:t>
+      </w:r>
+      <w:r>
+        <w:rPr>
+          <w:sz w:val="24"/>
+          <w:szCs w:val="24"/>
+        </w:rPr>
+        <w:t>_3.csv</w:t>
       </w:r>
     </w:p>
     <w:p>
